--- a/assets/cv/Dinh-Thi-To-Nhu-CV-TikTokGDP.docx
+++ b/assets/cv/Dinh-Thi-To-Nhu-CV-TikTokGDP.docx
@@ -115,7 +115,7 @@
           <w:sz w:val="21"/>
           <w:szCs w:val="21"/>
         </w:rPr>
-        <w:t xml:space="preserve">Cử nhân Marketing tốt nghiệp loại Giỏi, có kinh nghiệm thực tế trong Digital Marketing, phân tích dữ liệu và sản xuất nội dung trên các nền tảng mạng xã hội, bao gồm TikTok. Có tư duy phân tích, khả năng học hỏi nhanh và quan tâm lâu dài đến lĩnh vực e-commerce. Mong muốn phát triển toàn diện trong ngành Marketing/E-commerce và tạo ra những giá trị thực tế cho doanh nghiệp.</w:t>
+        <w:t xml:space="preserve">Cử nhân Marketing có kinh nghiệm thực tế trong Digital Marketing, phân tích dữ liệu và sản xuất nội dung trên các nền tảng mạng xã hội, bao gồm TikTok. Có tư duy phân tích, khả năng học hỏi nhanh và quan tâm lâu dài đến lĩnh vực e-commerce. Mong muốn phát triển toàn diện trong ngành Marketing/E-commerce và tạo ra những giá trị thực tế cho doanh nghiệp.</w:t>
       </w:r>
     </w:p>
     <w:p>
